--- a/LAB3/11CNPM1-Lab3_1150080068-TranMinhNhat.docx
+++ b/LAB3/11CNPM1-Lab3_1150080068-TranMinhNhat.docx
@@ -339,6 +339,7 @@
     <w:p>
       <w:pPr>
         <w:numPr>
+          <w:ilvl w:val="0"/>
           <w:numId w:val="0"/>
         </w:numPr>
         <w:rPr>
@@ -908,7 +909,9 @@
         </w:tblBorders>
         <w:tblLayout w:type="fixed"/>
         <w:tblCellMar>
+          <w:top w:w="0" w:type="dxa"/>
           <w:left w:w="108" w:type="dxa"/>
+          <w:bottom w:w="0" w:type="dxa"/>
           <w:right w:w="108" w:type="dxa"/>
         </w:tblCellMar>
       </w:tblPr>
@@ -930,7 +933,9 @@
             <w:insideV w:val="single" w:color="auto" w:sz="4" w:space="0"/>
           </w:tblBorders>
           <w:tblCellMar>
+            <w:top w:w="0" w:type="dxa"/>
             <w:left w:w="108" w:type="dxa"/>
+            <w:bottom w:w="0" w:type="dxa"/>
             <w:right w:w="108" w:type="dxa"/>
           </w:tblCellMar>
         </w:tblPrEx>
@@ -1131,7 +1136,9 @@
             <w:insideV w:val="single" w:color="auto" w:sz="4" w:space="0"/>
           </w:tblBorders>
           <w:tblCellMar>
+            <w:top w:w="0" w:type="dxa"/>
             <w:left w:w="108" w:type="dxa"/>
+            <w:bottom w:w="0" w:type="dxa"/>
             <w:right w:w="108" w:type="dxa"/>
           </w:tblCellMar>
         </w:tblPrEx>
@@ -1333,7 +1340,9 @@
             <w:insideV w:val="single" w:color="auto" w:sz="4" w:space="0"/>
           </w:tblBorders>
           <w:tblCellMar>
+            <w:top w:w="0" w:type="dxa"/>
             <w:left w:w="108" w:type="dxa"/>
+            <w:bottom w:w="0" w:type="dxa"/>
             <w:right w:w="108" w:type="dxa"/>
           </w:tblCellMar>
         </w:tblPrEx>
@@ -1535,7 +1544,9 @@
             <w:insideV w:val="single" w:color="auto" w:sz="4" w:space="0"/>
           </w:tblBorders>
           <w:tblCellMar>
+            <w:top w:w="0" w:type="dxa"/>
             <w:left w:w="108" w:type="dxa"/>
+            <w:bottom w:w="0" w:type="dxa"/>
             <w:right w:w="108" w:type="dxa"/>
           </w:tblCellMar>
         </w:tblPrEx>
@@ -1726,7 +1737,9 @@
             <w:insideV w:val="single" w:color="auto" w:sz="4" w:space="0"/>
           </w:tblBorders>
           <w:tblCellMar>
+            <w:top w:w="0" w:type="dxa"/>
             <w:left w:w="108" w:type="dxa"/>
+            <w:bottom w:w="0" w:type="dxa"/>
             <w:right w:w="108" w:type="dxa"/>
           </w:tblCellMar>
         </w:tblPrEx>
@@ -1917,7 +1930,9 @@
             <w:insideV w:val="single" w:color="auto" w:sz="4" w:space="0"/>
           </w:tblBorders>
           <w:tblCellMar>
+            <w:top w:w="0" w:type="dxa"/>
             <w:left w:w="108" w:type="dxa"/>
+            <w:bottom w:w="0" w:type="dxa"/>
             <w:right w:w="108" w:type="dxa"/>
           </w:tblCellMar>
         </w:tblPrEx>
@@ -2142,7 +2157,9 @@
         </w:tblBorders>
         <w:tblLayout w:type="autofit"/>
         <w:tblCellMar>
+          <w:top w:w="0" w:type="dxa"/>
           <w:left w:w="108" w:type="dxa"/>
+          <w:bottom w:w="0" w:type="dxa"/>
           <w:right w:w="108" w:type="dxa"/>
         </w:tblCellMar>
       </w:tblPr>
@@ -2163,7 +2180,9 @@
             <w:insideV w:val="single" w:color="auto" w:sz="4" w:space="0"/>
           </w:tblBorders>
           <w:tblCellMar>
+            <w:top w:w="0" w:type="dxa"/>
             <w:left w:w="108" w:type="dxa"/>
+            <w:bottom w:w="0" w:type="dxa"/>
             <w:right w:w="108" w:type="dxa"/>
           </w:tblCellMar>
         </w:tblPrEx>
@@ -2212,8 +2231,10 @@
           <w:p>
             <w:pPr>
               <w:pStyle w:val="11"/>
+              <w:widowControl w:val="0"/>
               <w:spacing w:before="120"/>
               <w:ind w:left="106" w:leftChars="0"/>
+              <w:jc w:val="both"/>
               <w:rPr>
                 <w:rFonts w:hint="default" w:ascii="Times New Roman" w:hAnsi="Times New Roman" w:eastAsia="SimSun" w:cs="Times New Roman"/>
                 <w:b/>
@@ -2341,7 +2362,9 @@
             <w:insideV w:val="single" w:color="auto" w:sz="4" w:space="0"/>
           </w:tblBorders>
           <w:tblCellMar>
+            <w:top w:w="0" w:type="dxa"/>
             <w:left w:w="108" w:type="dxa"/>
+            <w:bottom w:w="0" w:type="dxa"/>
             <w:right w:w="108" w:type="dxa"/>
           </w:tblCellMar>
         </w:tblPrEx>
@@ -2388,7 +2411,9 @@
           <w:p>
             <w:pPr>
               <w:pStyle w:val="11"/>
+              <w:widowControl w:val="0"/>
               <w:ind w:left="106" w:leftChars="0"/>
+              <w:jc w:val="both"/>
               <w:rPr>
                 <w:rFonts w:hint="default" w:ascii="Times New Roman" w:hAnsi="Times New Roman" w:eastAsia="SimSun" w:cs="Times New Roman"/>
                 <w:kern w:val="0"/>
@@ -2592,7 +2617,9 @@
             <w:insideV w:val="single" w:color="auto" w:sz="4" w:space="0"/>
           </w:tblBorders>
           <w:tblCellMar>
+            <w:top w:w="0" w:type="dxa"/>
             <w:left w:w="108" w:type="dxa"/>
+            <w:bottom w:w="0" w:type="dxa"/>
             <w:right w:w="108" w:type="dxa"/>
           </w:tblCellMar>
         </w:tblPrEx>
@@ -2639,7 +2666,9 @@
           <w:p>
             <w:pPr>
               <w:pStyle w:val="11"/>
+              <w:widowControl w:val="0"/>
               <w:ind w:left="106" w:leftChars="0"/>
+              <w:jc w:val="both"/>
               <w:rPr>
                 <w:rFonts w:hint="default" w:ascii="Times New Roman" w:hAnsi="Times New Roman" w:eastAsia="SimSun" w:cs="Times New Roman"/>
                 <w:kern w:val="0"/>
@@ -2869,7 +2898,9 @@
             <w:insideV w:val="single" w:color="auto" w:sz="4" w:space="0"/>
           </w:tblBorders>
           <w:tblCellMar>
+            <w:top w:w="0" w:type="dxa"/>
             <w:left w:w="108" w:type="dxa"/>
+            <w:bottom w:w="0" w:type="dxa"/>
             <w:right w:w="108" w:type="dxa"/>
           </w:tblCellMar>
         </w:tblPrEx>
@@ -2916,7 +2947,9 @@
           <w:p>
             <w:pPr>
               <w:pStyle w:val="11"/>
+              <w:widowControl w:val="0"/>
               <w:ind w:left="106" w:leftChars="0"/>
+              <w:jc w:val="both"/>
               <w:rPr>
                 <w:rFonts w:hint="default" w:ascii="Times New Roman" w:hAnsi="Times New Roman" w:eastAsia="SimSun" w:cs="Times New Roman"/>
                 <w:kern w:val="0"/>
@@ -3185,7 +3218,9 @@
             <w:insideV w:val="single" w:color="auto" w:sz="4" w:space="0"/>
           </w:tblBorders>
           <w:tblCellMar>
+            <w:top w:w="0" w:type="dxa"/>
             <w:left w:w="108" w:type="dxa"/>
+            <w:bottom w:w="0" w:type="dxa"/>
             <w:right w:w="108" w:type="dxa"/>
           </w:tblCellMar>
         </w:tblPrEx>
@@ -3232,7 +3267,9 @@
           <w:p>
             <w:pPr>
               <w:pStyle w:val="11"/>
+              <w:widowControl w:val="0"/>
               <w:ind w:left="106" w:leftChars="0"/>
+              <w:jc w:val="both"/>
               <w:rPr>
                 <w:rFonts w:hint="default" w:ascii="Times New Roman" w:hAnsi="Times New Roman" w:eastAsia="SimSun" w:cs="Times New Roman"/>
                 <w:kern w:val="0"/>
@@ -3462,7 +3499,9 @@
             <w:insideV w:val="single" w:color="auto" w:sz="4" w:space="0"/>
           </w:tblBorders>
           <w:tblCellMar>
+            <w:top w:w="0" w:type="dxa"/>
             <w:left w:w="108" w:type="dxa"/>
+            <w:bottom w:w="0" w:type="dxa"/>
             <w:right w:w="108" w:type="dxa"/>
           </w:tblCellMar>
         </w:tblPrEx>
@@ -3509,7 +3548,9 @@
           <w:p>
             <w:pPr>
               <w:pStyle w:val="11"/>
+              <w:widowControl w:val="0"/>
               <w:ind w:left="106" w:leftChars="0"/>
+              <w:jc w:val="both"/>
               <w:rPr>
                 <w:rFonts w:hint="default" w:ascii="Times New Roman" w:hAnsi="Times New Roman" w:eastAsia="SimSun" w:cs="Times New Roman"/>
                 <w:kern w:val="0"/>
@@ -4940,8 +4981,6 @@
           <w:szCs w:val="26"/>
         </w:rPr>
       </w:pPr>
-      <w:bookmarkStart w:id="0" w:name="_GoBack"/>
-      <w:bookmarkEnd w:id="0"/>
     </w:p>
     <w:p>
       <w:pPr>
@@ -5851,7 +5890,9 @@
         </w:tblBorders>
         <w:tblLayout w:type="autofit"/>
         <w:tblCellMar>
+          <w:top w:w="0" w:type="dxa"/>
           <w:left w:w="108" w:type="dxa"/>
+          <w:bottom w:w="0" w:type="dxa"/>
           <w:right w:w="108" w:type="dxa"/>
         </w:tblCellMar>
       </w:tblPr>
@@ -5872,7 +5913,9 @@
             <w:insideV w:val="single" w:color="auto" w:sz="4" w:space="0"/>
           </w:tblBorders>
           <w:tblCellMar>
+            <w:top w:w="0" w:type="dxa"/>
             <w:left w:w="108" w:type="dxa"/>
+            <w:bottom w:w="0" w:type="dxa"/>
             <w:right w:w="108" w:type="dxa"/>
           </w:tblCellMar>
         </w:tblPrEx>
@@ -6020,7 +6063,9 @@
             <w:insideV w:val="single" w:color="auto" w:sz="4" w:space="0"/>
           </w:tblBorders>
           <w:tblCellMar>
+            <w:top w:w="0" w:type="dxa"/>
             <w:left w:w="108" w:type="dxa"/>
+            <w:bottom w:w="0" w:type="dxa"/>
             <w:right w:w="108" w:type="dxa"/>
           </w:tblCellMar>
         </w:tblPrEx>
@@ -6160,7 +6205,9 @@
             <w:insideV w:val="single" w:color="auto" w:sz="4" w:space="0"/>
           </w:tblBorders>
           <w:tblCellMar>
+            <w:top w:w="0" w:type="dxa"/>
             <w:left w:w="108" w:type="dxa"/>
+            <w:bottom w:w="0" w:type="dxa"/>
             <w:right w:w="108" w:type="dxa"/>
           </w:tblCellMar>
         </w:tblPrEx>
@@ -6300,7 +6347,9 @@
             <w:insideV w:val="single" w:color="auto" w:sz="4" w:space="0"/>
           </w:tblBorders>
           <w:tblCellMar>
+            <w:top w:w="0" w:type="dxa"/>
             <w:left w:w="108" w:type="dxa"/>
+            <w:bottom w:w="0" w:type="dxa"/>
             <w:right w:w="108" w:type="dxa"/>
           </w:tblCellMar>
         </w:tblPrEx>
@@ -6440,7 +6489,9 @@
             <w:insideV w:val="single" w:color="auto" w:sz="4" w:space="0"/>
           </w:tblBorders>
           <w:tblCellMar>
+            <w:top w:w="0" w:type="dxa"/>
             <w:left w:w="108" w:type="dxa"/>
+            <w:bottom w:w="0" w:type="dxa"/>
             <w:right w:w="108" w:type="dxa"/>
           </w:tblCellMar>
         </w:tblPrEx>
@@ -6580,7 +6631,9 @@
             <w:insideV w:val="single" w:color="auto" w:sz="4" w:space="0"/>
           </w:tblBorders>
           <w:tblCellMar>
+            <w:top w:w="0" w:type="dxa"/>
             <w:left w:w="108" w:type="dxa"/>
+            <w:bottom w:w="0" w:type="dxa"/>
             <w:right w:w="108" w:type="dxa"/>
           </w:tblCellMar>
         </w:tblPrEx>
@@ -6720,7 +6773,9 @@
             <w:insideV w:val="single" w:color="auto" w:sz="4" w:space="0"/>
           </w:tblBorders>
           <w:tblCellMar>
+            <w:top w:w="0" w:type="dxa"/>
             <w:left w:w="108" w:type="dxa"/>
+            <w:bottom w:w="0" w:type="dxa"/>
             <w:right w:w="108" w:type="dxa"/>
           </w:tblCellMar>
         </w:tblPrEx>
@@ -7180,6 +7235,7 @@
           <w:ilvl w:val="0"/>
           <w:numId w:val="0"/>
         </w:numPr>
+        <w:jc w:val="both"/>
         <w:rPr>
           <w:rFonts w:hint="default" w:ascii="Times New Roman" w:hAnsi="Times New Roman" w:cs="Times New Roman"/>
           <w:b/>
@@ -7204,6 +7260,7 @@
     <w:p>
       <w:pPr>
         <w:spacing w:after="80" w:line="276" w:lineRule="auto"/>
+        <w:jc w:val="both"/>
       </w:pPr>
       <w:r>
         <w:rPr>
@@ -7217,6 +7274,7 @@
     <w:p>
       <w:pPr>
         <w:spacing w:after="180" w:line="276" w:lineRule="auto"/>
+        <w:jc w:val="both"/>
       </w:pPr>
       <w:r>
         <w:rPr>
@@ -7236,6 +7294,15 @@
       </w:r>
       <w:r>
         <w:rPr>
+          <w:rFonts w:hint="default" w:ascii="Times New Roman" w:hAnsi="Times New Roman" w:eastAsia="Times New Roman"/>
+          <w:b w:val="0"/>
+          <w:sz w:val="26"/>
+          <w:lang w:val="en-US"/>
+        </w:rPr>
+        <w:t xml:space="preserve">+ </w:t>
+      </w:r>
+      <w:r>
+        <w:rPr>
           <w:rFonts w:ascii="Times New Roman" w:hAnsi="Times New Roman" w:eastAsia="Times New Roman"/>
           <w:b w:val="0"/>
           <w:sz w:val="26"/>
@@ -7252,6 +7319,15 @@
       </w:r>
       <w:r>
         <w:rPr>
+          <w:rFonts w:hint="default" w:ascii="Times New Roman" w:hAnsi="Times New Roman" w:eastAsia="Times New Roman"/>
+          <w:b w:val="0"/>
+          <w:sz w:val="26"/>
+          <w:lang w:val="en-US"/>
+        </w:rPr>
+        <w:t xml:space="preserve">+ </w:t>
+      </w:r>
+      <w:r>
+        <w:rPr>
           <w:rFonts w:ascii="Times New Roman" w:hAnsi="Times New Roman" w:eastAsia="Times New Roman"/>
           <w:b w:val="0"/>
           <w:sz w:val="26"/>
@@ -7268,6 +7344,15 @@
       </w:r>
       <w:r>
         <w:rPr>
+          <w:rFonts w:hint="default" w:ascii="Times New Roman" w:hAnsi="Times New Roman" w:eastAsia="Times New Roman"/>
+          <w:b w:val="0"/>
+          <w:sz w:val="26"/>
+          <w:lang w:val="en-US"/>
+        </w:rPr>
+        <w:t xml:space="preserve">+ </w:t>
+      </w:r>
+      <w:r>
+        <w:rPr>
           <w:rFonts w:ascii="Times New Roman" w:hAnsi="Times New Roman" w:eastAsia="Times New Roman"/>
           <w:b w:val="0"/>
           <w:sz w:val="26"/>
@@ -7284,6 +7369,15 @@
       </w:r>
       <w:r>
         <w:rPr>
+          <w:rFonts w:hint="default" w:ascii="Times New Roman" w:hAnsi="Times New Roman" w:eastAsia="Times New Roman"/>
+          <w:b w:val="0"/>
+          <w:sz w:val="26"/>
+          <w:lang w:val="en-US"/>
+        </w:rPr>
+        <w:t xml:space="preserve">+ </w:t>
+      </w:r>
+      <w:r>
+        <w:rPr>
           <w:rFonts w:ascii="Times New Roman" w:hAnsi="Times New Roman" w:eastAsia="Times New Roman"/>
           <w:b w:val="0"/>
           <w:sz w:val="26"/>
@@ -7300,6 +7394,15 @@
       </w:r>
       <w:r>
         <w:rPr>
+          <w:rFonts w:hint="default" w:ascii="Times New Roman" w:hAnsi="Times New Roman" w:eastAsia="Times New Roman"/>
+          <w:b w:val="0"/>
+          <w:sz w:val="26"/>
+          <w:lang w:val="en-US"/>
+        </w:rPr>
+        <w:t xml:space="preserve">+ </w:t>
+      </w:r>
+      <w:r>
+        <w:rPr>
           <w:rFonts w:ascii="Times New Roman" w:hAnsi="Times New Roman" w:eastAsia="Times New Roman"/>
           <w:b w:val="0"/>
           <w:sz w:val="26"/>
@@ -7316,16 +7419,36 @@
       </w:r>
       <w:r>
         <w:rPr>
-          <w:rFonts w:ascii="Times New Roman" w:hAnsi="Times New Roman" w:eastAsia="Times New Roman"/>
-          <w:b w:val="0"/>
-          <w:sz w:val="26"/>
-        </w:rPr>
-        <w:t>Threat là nguồn hoặc khả năng gây hại, còn Risk là khả năng xảy ra và hậu quả nếu Threat khai thác được Vulnerability.</w:t>
+          <w:rFonts w:hint="default" w:ascii="Times New Roman" w:hAnsi="Times New Roman" w:eastAsia="Times New Roman"/>
+          <w:b w:val="0"/>
+          <w:sz w:val="26"/>
+          <w:lang w:val="en-US"/>
+        </w:rPr>
+        <w:t xml:space="preserve">+ </w:t>
+      </w:r>
+      <w:r>
+        <w:rPr>
+          <w:rFonts w:ascii="Times New Roman" w:hAnsi="Times New Roman" w:eastAsia="Times New Roman"/>
+          <w:b w:val="0"/>
+          <w:sz w:val="26"/>
+        </w:rPr>
+        <w:t>Threat là nguồn hoặc khả năng gây hại, còn Risk là khả năng xảy ra và hậu qu</w:t>
+      </w:r>
+      <w:bookmarkStart w:id="0" w:name="_GoBack"/>
+      <w:bookmarkEnd w:id="0"/>
+      <w:r>
+        <w:rPr>
+          <w:rFonts w:ascii="Times New Roman" w:hAnsi="Times New Roman" w:eastAsia="Times New Roman"/>
+          <w:b w:val="0"/>
+          <w:sz w:val="26"/>
+        </w:rPr>
+        <w:t>ả nếu Threat khai thác được Vulnerability.</w:t>
       </w:r>
     </w:p>
     <w:p>
       <w:pPr>
         <w:spacing w:after="80" w:line="276" w:lineRule="auto"/>
+        <w:jc w:val="both"/>
       </w:pPr>
       <w:r>
         <w:rPr>
@@ -7339,6 +7462,7 @@
     <w:p>
       <w:pPr>
         <w:spacing w:after="180" w:line="276" w:lineRule="auto"/>
+        <w:jc w:val="both"/>
       </w:pPr>
       <w:r>
         <w:rPr>
@@ -7358,6 +7482,15 @@
       </w:r>
       <w:r>
         <w:rPr>
+          <w:rFonts w:hint="default" w:ascii="Times New Roman" w:hAnsi="Times New Roman" w:eastAsia="Times New Roman"/>
+          <w:b w:val="0"/>
+          <w:sz w:val="26"/>
+          <w:lang w:val="en-US"/>
+        </w:rPr>
+        <w:t xml:space="preserve">+ </w:t>
+      </w:r>
+      <w:r>
+        <w:rPr>
           <w:rFonts w:ascii="Times New Roman" w:hAnsi="Times New Roman" w:eastAsia="Times New Roman"/>
           <w:b w:val="0"/>
           <w:sz w:val="26"/>
@@ -7374,6 +7507,15 @@
       </w:r>
       <w:r>
         <w:rPr>
+          <w:rFonts w:hint="default" w:ascii="Times New Roman" w:hAnsi="Times New Roman" w:eastAsia="Times New Roman"/>
+          <w:b w:val="0"/>
+          <w:sz w:val="26"/>
+          <w:lang w:val="en-US"/>
+        </w:rPr>
+        <w:t xml:space="preserve">+ </w:t>
+      </w:r>
+      <w:r>
+        <w:rPr>
           <w:rFonts w:ascii="Times New Roman" w:hAnsi="Times New Roman" w:eastAsia="Times New Roman"/>
           <w:b w:val="0"/>
           <w:sz w:val="26"/>
@@ -7390,6 +7532,15 @@
       </w:r>
       <w:r>
         <w:rPr>
+          <w:rFonts w:hint="default" w:ascii="Times New Roman" w:hAnsi="Times New Roman" w:eastAsia="Times New Roman"/>
+          <w:b w:val="0"/>
+          <w:sz w:val="26"/>
+          <w:lang w:val="en-US"/>
+        </w:rPr>
+        <w:t xml:space="preserve">+ </w:t>
+      </w:r>
+      <w:r>
+        <w:rPr>
           <w:rFonts w:ascii="Times New Roman" w:hAnsi="Times New Roman" w:eastAsia="Times New Roman"/>
           <w:b w:val="0"/>
           <w:sz w:val="26"/>
@@ -7406,6 +7557,15 @@
       </w:r>
       <w:r>
         <w:rPr>
+          <w:rFonts w:hint="default" w:ascii="Times New Roman" w:hAnsi="Times New Roman" w:eastAsia="Times New Roman"/>
+          <w:b w:val="0"/>
+          <w:sz w:val="26"/>
+          <w:lang w:val="en-US"/>
+        </w:rPr>
+        <w:t xml:space="preserve">+ </w:t>
+      </w:r>
+      <w:r>
+        <w:rPr>
           <w:rFonts w:ascii="Times New Roman" w:hAnsi="Times New Roman" w:eastAsia="Times New Roman"/>
           <w:b w:val="0"/>
           <w:sz w:val="26"/>
@@ -7432,6 +7592,7 @@
     <w:p>
       <w:pPr>
         <w:spacing w:after="80" w:line="276" w:lineRule="auto"/>
+        <w:jc w:val="both"/>
       </w:pPr>
       <w:r>
         <w:rPr>
@@ -7445,6 +7606,7 @@
     <w:p>
       <w:pPr>
         <w:spacing w:after="180" w:line="276" w:lineRule="auto"/>
+        <w:jc w:val="both"/>
       </w:pPr>
       <w:r>
         <w:rPr>
@@ -7458,6 +7620,7 @@
     <w:p>
       <w:pPr>
         <w:spacing w:after="80" w:line="276" w:lineRule="auto"/>
+        <w:jc w:val="both"/>
       </w:pPr>
       <w:r>
         <w:rPr>
@@ -7471,6 +7634,7 @@
     <w:p>
       <w:pPr>
         <w:spacing w:after="180" w:line="276" w:lineRule="auto"/>
+        <w:jc w:val="both"/>
       </w:pPr>
       <w:r>
         <w:rPr>
@@ -7484,6 +7648,7 @@
     <w:p>
       <w:pPr>
         <w:spacing w:after="80" w:line="276" w:lineRule="auto"/>
+        <w:jc w:val="both"/>
       </w:pPr>
       <w:r>
         <w:rPr>
@@ -7497,6 +7662,7 @@
     <w:p>
       <w:pPr>
         <w:spacing w:after="180" w:line="276" w:lineRule="auto"/>
+        <w:jc w:val="both"/>
       </w:pPr>
       <w:r>
         <w:rPr>
@@ -7542,6 +7708,7 @@
     <w:p>
       <w:pPr>
         <w:spacing w:after="80" w:line="276" w:lineRule="auto"/>
+        <w:jc w:val="both"/>
       </w:pPr>
       <w:r>
         <w:rPr>
@@ -7555,6 +7722,7 @@
     <w:p>
       <w:pPr>
         <w:spacing w:after="180" w:line="276" w:lineRule="auto"/>
+        <w:jc w:val="both"/>
       </w:pPr>
       <w:r>
         <w:rPr>
@@ -7568,6 +7736,7 @@
     <w:p>
       <w:pPr>
         <w:spacing w:after="80" w:line="276" w:lineRule="auto"/>
+        <w:jc w:val="both"/>
       </w:pPr>
       <w:r>
         <w:rPr>
@@ -7581,6 +7750,7 @@
     <w:p>
       <w:pPr>
         <w:spacing w:after="180" w:line="276" w:lineRule="auto"/>
+        <w:jc w:val="both"/>
       </w:pPr>
       <w:r>
         <w:rPr>
@@ -7594,6 +7764,7 @@
     <w:p>
       <w:pPr>
         <w:spacing w:after="80" w:line="276" w:lineRule="auto"/>
+        <w:jc w:val="both"/>
       </w:pPr>
       <w:r>
         <w:rPr>
@@ -7607,6 +7778,7 @@
     <w:p>
       <w:pPr>
         <w:spacing w:after="180" w:line="276" w:lineRule="auto"/>
+        <w:jc w:val="both"/>
       </w:pPr>
       <w:r>
         <w:rPr>
@@ -7620,6 +7792,7 @@
     <w:p>
       <w:pPr>
         <w:spacing w:after="80" w:line="276" w:lineRule="auto"/>
+        <w:jc w:val="both"/>
       </w:pPr>
       <w:r>
         <w:rPr>
@@ -7633,6 +7806,7 @@
     <w:p>
       <w:pPr>
         <w:spacing w:after="180" w:line="276" w:lineRule="auto"/>
+        <w:jc w:val="both"/>
       </w:pPr>
       <w:r>
         <w:rPr>
@@ -7662,6 +7836,7 @@
     <w:p>
       <w:pPr>
         <w:spacing w:after="80" w:line="276" w:lineRule="auto"/>
+        <w:jc w:val="both"/>
       </w:pPr>
       <w:r>
         <w:rPr>
@@ -7675,6 +7850,7 @@
     <w:p>
       <w:pPr>
         <w:spacing w:after="180" w:line="276" w:lineRule="auto"/>
+        <w:jc w:val="both"/>
       </w:pPr>
       <w:r>
         <w:rPr>
@@ -7688,6 +7864,7 @@
     <w:p>
       <w:pPr>
         <w:spacing w:after="80" w:line="276" w:lineRule="auto"/>
+        <w:jc w:val="both"/>
       </w:pPr>
       <w:r>
         <w:rPr>
@@ -7701,6 +7878,7 @@
     <w:p>
       <w:pPr>
         <w:spacing w:after="180" w:line="276" w:lineRule="auto"/>
+        <w:jc w:val="both"/>
       </w:pPr>
       <w:r>
         <w:rPr>
@@ -7714,6 +7892,7 @@
     <w:p>
       <w:pPr>
         <w:spacing w:after="80" w:line="276" w:lineRule="auto"/>
+        <w:jc w:val="both"/>
       </w:pPr>
       <w:r>
         <w:rPr>
@@ -7727,6 +7906,7 @@
     <w:p>
       <w:pPr>
         <w:spacing w:after="180" w:line="276" w:lineRule="auto"/>
+        <w:jc w:val="both"/>
       </w:pPr>
       <w:r>
         <w:rPr>
@@ -7756,6 +7936,7 @@
     <w:p>
       <w:pPr>
         <w:spacing w:after="80" w:line="276" w:lineRule="auto"/>
+        <w:jc w:val="both"/>
       </w:pPr>
       <w:r>
         <w:rPr>
@@ -7769,6 +7950,7 @@
     <w:p>
       <w:pPr>
         <w:spacing w:after="180" w:line="276" w:lineRule="auto"/>
+        <w:jc w:val="both"/>
       </w:pPr>
       <w:r>
         <w:rPr>
@@ -7798,6 +7980,7 @@
     <w:p>
       <w:pPr>
         <w:spacing w:after="80" w:line="276" w:lineRule="auto"/>
+        <w:jc w:val="both"/>
       </w:pPr>
       <w:r>
         <w:rPr>
@@ -7811,6 +7994,7 @@
     <w:p>
       <w:pPr>
         <w:spacing w:after="180" w:line="276" w:lineRule="auto"/>
+        <w:jc w:val="both"/>
       </w:pPr>
       <w:r>
         <w:rPr>
@@ -7840,6 +8024,7 @@
     <w:p>
       <w:pPr>
         <w:spacing w:after="80" w:line="276" w:lineRule="auto"/>
+        <w:jc w:val="both"/>
       </w:pPr>
       <w:r>
         <w:rPr>
@@ -7853,6 +8038,7 @@
     <w:p>
       <w:pPr>
         <w:spacing w:after="180" w:line="276" w:lineRule="auto"/>
+        <w:jc w:val="both"/>
       </w:pPr>
       <w:r>
         <w:rPr>
@@ -7898,6 +8084,7 @@
     <w:p>
       <w:pPr>
         <w:spacing w:after="80" w:line="276" w:lineRule="auto"/>
+        <w:jc w:val="both"/>
       </w:pPr>
       <w:r>
         <w:rPr>
@@ -7911,6 +8098,7 @@
     <w:p>
       <w:pPr>
         <w:spacing w:after="180" w:line="276" w:lineRule="auto"/>
+        <w:jc w:val="both"/>
       </w:pPr>
       <w:r>
         <w:rPr>
@@ -7930,6 +8118,15 @@
       </w:r>
       <w:r>
         <w:rPr>
+          <w:rFonts w:hint="default" w:ascii="Times New Roman" w:hAnsi="Times New Roman" w:eastAsia="Times New Roman"/>
+          <w:b w:val="0"/>
+          <w:sz w:val="26"/>
+          <w:lang w:val="en-US"/>
+        </w:rPr>
+        <w:t xml:space="preserve">+ </w:t>
+      </w:r>
+      <w:r>
+        <w:rPr>
           <w:rFonts w:ascii="Times New Roman" w:hAnsi="Times New Roman" w:eastAsia="Times New Roman"/>
           <w:b w:val="0"/>
           <w:sz w:val="26"/>
@@ -7946,6 +8143,15 @@
       </w:r>
       <w:r>
         <w:rPr>
+          <w:rFonts w:hint="default" w:ascii="Times New Roman" w:hAnsi="Times New Roman" w:eastAsia="Times New Roman"/>
+          <w:b w:val="0"/>
+          <w:sz w:val="26"/>
+          <w:lang w:val="en-US"/>
+        </w:rPr>
+        <w:t xml:space="preserve">+ </w:t>
+      </w:r>
+      <w:r>
+        <w:rPr>
           <w:rFonts w:ascii="Times New Roman" w:hAnsi="Times New Roman" w:eastAsia="Times New Roman"/>
           <w:b w:val="0"/>
           <w:sz w:val="26"/>
@@ -7962,6 +8168,15 @@
       </w:r>
       <w:r>
         <w:rPr>
+          <w:rFonts w:hint="default" w:ascii="Times New Roman" w:hAnsi="Times New Roman" w:eastAsia="Times New Roman"/>
+          <w:b w:val="0"/>
+          <w:sz w:val="26"/>
+          <w:lang w:val="en-US"/>
+        </w:rPr>
+        <w:t xml:space="preserve">+ </w:t>
+      </w:r>
+      <w:r>
+        <w:rPr>
           <w:rFonts w:ascii="Times New Roman" w:hAnsi="Times New Roman" w:eastAsia="Times New Roman"/>
           <w:b w:val="0"/>
           <w:sz w:val="26"/>
@@ -7978,6 +8193,15 @@
       </w:r>
       <w:r>
         <w:rPr>
+          <w:rFonts w:hint="default" w:ascii="Times New Roman" w:hAnsi="Times New Roman" w:eastAsia="Times New Roman"/>
+          <w:b w:val="0"/>
+          <w:sz w:val="26"/>
+          <w:lang w:val="en-US"/>
+        </w:rPr>
+        <w:t xml:space="preserve">+ </w:t>
+      </w:r>
+      <w:r>
+        <w:rPr>
           <w:rFonts w:ascii="Times New Roman" w:hAnsi="Times New Roman" w:eastAsia="Times New Roman"/>
           <w:b w:val="0"/>
           <w:sz w:val="26"/>
@@ -7994,6 +8218,15 @@
       </w:r>
       <w:r>
         <w:rPr>
+          <w:rFonts w:hint="default" w:ascii="Times New Roman" w:hAnsi="Times New Roman" w:eastAsia="Times New Roman"/>
+          <w:b w:val="0"/>
+          <w:sz w:val="26"/>
+          <w:lang w:val="en-US"/>
+        </w:rPr>
+        <w:t xml:space="preserve">+ </w:t>
+      </w:r>
+      <w:r>
+        <w:rPr>
           <w:rFonts w:ascii="Times New Roman" w:hAnsi="Times New Roman" w:eastAsia="Times New Roman"/>
           <w:b w:val="0"/>
           <w:sz w:val="26"/>
@@ -8004,6 +8237,7 @@
     <w:p>
       <w:pPr>
         <w:spacing w:after="80" w:line="276" w:lineRule="auto"/>
+        <w:jc w:val="both"/>
       </w:pPr>
       <w:r>
         <w:rPr>
@@ -8017,6 +8251,7 @@
     <w:p>
       <w:pPr>
         <w:spacing w:after="180" w:line="276" w:lineRule="auto"/>
+        <w:jc w:val="both"/>
       </w:pPr>
       <w:r>
         <w:rPr>
@@ -8036,6 +8271,15 @@
       </w:r>
       <w:r>
         <w:rPr>
+          <w:rFonts w:hint="default" w:ascii="Times New Roman" w:hAnsi="Times New Roman" w:eastAsia="Times New Roman"/>
+          <w:b w:val="0"/>
+          <w:sz w:val="26"/>
+          <w:lang w:val="en-US"/>
+        </w:rPr>
+        <w:t xml:space="preserve">+ </w:t>
+      </w:r>
+      <w:r>
+        <w:rPr>
           <w:rFonts w:ascii="Times New Roman" w:hAnsi="Times New Roman" w:eastAsia="Times New Roman"/>
           <w:b w:val="0"/>
           <w:sz w:val="26"/>
@@ -8052,6 +8296,15 @@
       </w:r>
       <w:r>
         <w:rPr>
+          <w:rFonts w:hint="default" w:ascii="Times New Roman" w:hAnsi="Times New Roman" w:eastAsia="Times New Roman"/>
+          <w:b w:val="0"/>
+          <w:sz w:val="26"/>
+          <w:lang w:val="en-US"/>
+        </w:rPr>
+        <w:t xml:space="preserve">+ </w:t>
+      </w:r>
+      <w:r>
+        <w:rPr>
           <w:rFonts w:ascii="Times New Roman" w:hAnsi="Times New Roman" w:eastAsia="Times New Roman"/>
           <w:b w:val="0"/>
           <w:sz w:val="26"/>
@@ -8068,6 +8321,15 @@
       </w:r>
       <w:r>
         <w:rPr>
+          <w:rFonts w:hint="default" w:ascii="Times New Roman" w:hAnsi="Times New Roman" w:eastAsia="Times New Roman"/>
+          <w:b w:val="0"/>
+          <w:sz w:val="26"/>
+          <w:lang w:val="en-US"/>
+        </w:rPr>
+        <w:t xml:space="preserve">+ </w:t>
+      </w:r>
+      <w:r>
+        <w:rPr>
           <w:rFonts w:ascii="Times New Roman" w:hAnsi="Times New Roman" w:eastAsia="Times New Roman"/>
           <w:b w:val="0"/>
           <w:sz w:val="26"/>
@@ -8084,6 +8346,15 @@
       </w:r>
       <w:r>
         <w:rPr>
+          <w:rFonts w:hint="default" w:ascii="Times New Roman" w:hAnsi="Times New Roman" w:eastAsia="Times New Roman"/>
+          <w:b w:val="0"/>
+          <w:sz w:val="26"/>
+          <w:lang w:val="en-US"/>
+        </w:rPr>
+        <w:t xml:space="preserve">+ </w:t>
+      </w:r>
+      <w:r>
+        <w:rPr>
           <w:rFonts w:ascii="Times New Roman" w:hAnsi="Times New Roman" w:eastAsia="Times New Roman"/>
           <w:b w:val="0"/>
           <w:sz w:val="26"/>
@@ -8094,6 +8365,7 @@
     <w:p>
       <w:pPr>
         <w:spacing w:after="80" w:line="276" w:lineRule="auto"/>
+        <w:jc w:val="both"/>
       </w:pPr>
       <w:r>
         <w:rPr>
@@ -8107,6 +8379,7 @@
     <w:p>
       <w:pPr>
         <w:spacing w:after="180" w:line="276" w:lineRule="auto"/>
+        <w:jc w:val="both"/>
       </w:pPr>
       <w:r>
         <w:rPr>
@@ -8126,6 +8399,15 @@
       </w:r>
       <w:r>
         <w:rPr>
+          <w:rFonts w:hint="default" w:ascii="Times New Roman" w:hAnsi="Times New Roman" w:eastAsia="Times New Roman"/>
+          <w:b w:val="0"/>
+          <w:sz w:val="26"/>
+          <w:lang w:val="en-US"/>
+        </w:rPr>
+        <w:t xml:space="preserve">+ </w:t>
+      </w:r>
+      <w:r>
+        <w:rPr>
           <w:rFonts w:ascii="Times New Roman" w:hAnsi="Times New Roman" w:eastAsia="Times New Roman"/>
           <w:b w:val="0"/>
           <w:sz w:val="26"/>
@@ -8142,6 +8424,15 @@
       </w:r>
       <w:r>
         <w:rPr>
+          <w:rFonts w:hint="default" w:ascii="Times New Roman" w:hAnsi="Times New Roman" w:eastAsia="Times New Roman"/>
+          <w:b w:val="0"/>
+          <w:sz w:val="26"/>
+          <w:lang w:val="en-US"/>
+        </w:rPr>
+        <w:t xml:space="preserve">+  </w:t>
+      </w:r>
+      <w:r>
+        <w:rPr>
           <w:rFonts w:ascii="Times New Roman" w:hAnsi="Times New Roman" w:eastAsia="Times New Roman"/>
           <w:b w:val="0"/>
           <w:sz w:val="26"/>
@@ -8158,6 +8449,15 @@
       </w:r>
       <w:r>
         <w:rPr>
+          <w:rFonts w:hint="default" w:ascii="Times New Roman" w:hAnsi="Times New Roman" w:eastAsia="Times New Roman"/>
+          <w:b w:val="0"/>
+          <w:sz w:val="26"/>
+          <w:lang w:val="en-US"/>
+        </w:rPr>
+        <w:t xml:space="preserve">+ </w:t>
+      </w:r>
+      <w:r>
+        <w:rPr>
           <w:rFonts w:ascii="Times New Roman" w:hAnsi="Times New Roman" w:eastAsia="Times New Roman"/>
           <w:b w:val="0"/>
           <w:sz w:val="26"/>
@@ -8174,6 +8474,15 @@
       </w:r>
       <w:r>
         <w:rPr>
+          <w:rFonts w:hint="default" w:ascii="Times New Roman" w:hAnsi="Times New Roman" w:eastAsia="Times New Roman"/>
+          <w:b w:val="0"/>
+          <w:sz w:val="26"/>
+          <w:lang w:val="en-US"/>
+        </w:rPr>
+        <w:t xml:space="preserve">+ </w:t>
+      </w:r>
+      <w:r>
+        <w:rPr>
           <w:rFonts w:ascii="Times New Roman" w:hAnsi="Times New Roman" w:eastAsia="Times New Roman"/>
           <w:b w:val="0"/>
           <w:sz w:val="26"/>
@@ -8190,6 +8499,15 @@
       </w:r>
       <w:r>
         <w:rPr>
+          <w:rFonts w:hint="default" w:ascii="Times New Roman" w:hAnsi="Times New Roman" w:eastAsia="Times New Roman"/>
+          <w:b w:val="0"/>
+          <w:sz w:val="26"/>
+          <w:lang w:val="en-US"/>
+        </w:rPr>
+        <w:t xml:space="preserve">+ </w:t>
+      </w:r>
+      <w:r>
+        <w:rPr>
           <w:rFonts w:ascii="Times New Roman" w:hAnsi="Times New Roman" w:eastAsia="Times New Roman"/>
           <w:b w:val="0"/>
           <w:sz w:val="26"/>
@@ -8206,6 +8524,15 @@
       </w:r>
       <w:r>
         <w:rPr>
+          <w:rFonts w:hint="default" w:ascii="Times New Roman" w:hAnsi="Times New Roman" w:eastAsia="Times New Roman"/>
+          <w:b w:val="0"/>
+          <w:sz w:val="26"/>
+          <w:lang w:val="en-US"/>
+        </w:rPr>
+        <w:t xml:space="preserve">+ </w:t>
+      </w:r>
+      <w:r>
+        <w:rPr>
           <w:rFonts w:ascii="Times New Roman" w:hAnsi="Times New Roman" w:eastAsia="Times New Roman"/>
           <w:b w:val="0"/>
           <w:sz w:val="26"/>
@@ -8216,6 +8543,7 @@
     <w:p>
       <w:pPr>
         <w:spacing w:after="80" w:line="276" w:lineRule="auto"/>
+        <w:jc w:val="both"/>
       </w:pPr>
       <w:r>
         <w:rPr>
@@ -8229,6 +8557,7 @@
     <w:p>
       <w:pPr>
         <w:spacing w:after="180" w:line="276" w:lineRule="auto"/>
+        <w:jc w:val="both"/>
       </w:pPr>
       <w:r>
         <w:rPr>
@@ -8258,6 +8587,7 @@
     <w:p>
       <w:pPr>
         <w:spacing w:after="80" w:line="276" w:lineRule="auto"/>
+        <w:jc w:val="both"/>
       </w:pPr>
       <w:r>
         <w:rPr>
@@ -8271,6 +8601,7 @@
     <w:p>
       <w:pPr>
         <w:spacing w:after="180" w:line="276" w:lineRule="auto"/>
+        <w:jc w:val="both"/>
       </w:pPr>
       <w:r>
         <w:rPr>
@@ -8290,6 +8621,15 @@
       </w:r>
       <w:r>
         <w:rPr>
+          <w:rFonts w:hint="default" w:ascii="Times New Roman" w:hAnsi="Times New Roman" w:eastAsia="Times New Roman"/>
+          <w:b w:val="0"/>
+          <w:sz w:val="26"/>
+          <w:lang w:val="en-US"/>
+        </w:rPr>
+        <w:t xml:space="preserve">+ </w:t>
+      </w:r>
+      <w:r>
+        <w:rPr>
           <w:rFonts w:ascii="Times New Roman" w:hAnsi="Times New Roman" w:eastAsia="Times New Roman"/>
           <w:b w:val="0"/>
           <w:sz w:val="26"/>
@@ -8306,6 +8646,15 @@
       </w:r>
       <w:r>
         <w:rPr>
+          <w:rFonts w:hint="default" w:ascii="Times New Roman" w:hAnsi="Times New Roman" w:eastAsia="Times New Roman"/>
+          <w:b w:val="0"/>
+          <w:sz w:val="26"/>
+          <w:lang w:val="en-US"/>
+        </w:rPr>
+        <w:t xml:space="preserve">+ </w:t>
+      </w:r>
+      <w:r>
+        <w:rPr>
           <w:rFonts w:ascii="Times New Roman" w:hAnsi="Times New Roman" w:eastAsia="Times New Roman"/>
           <w:b w:val="0"/>
           <w:sz w:val="26"/>
@@ -8322,6 +8671,15 @@
       </w:r>
       <w:r>
         <w:rPr>
+          <w:rFonts w:hint="default" w:ascii="Times New Roman" w:hAnsi="Times New Roman" w:eastAsia="Times New Roman"/>
+          <w:b w:val="0"/>
+          <w:sz w:val="26"/>
+          <w:lang w:val="en-US"/>
+        </w:rPr>
+        <w:t xml:space="preserve">+ </w:t>
+      </w:r>
+      <w:r>
+        <w:rPr>
           <w:rFonts w:ascii="Times New Roman" w:hAnsi="Times New Roman" w:eastAsia="Times New Roman"/>
           <w:b w:val="0"/>
           <w:sz w:val="26"/>
@@ -8338,6 +8696,15 @@
       </w:r>
       <w:r>
         <w:rPr>
+          <w:rFonts w:hint="default" w:ascii="Times New Roman" w:hAnsi="Times New Roman" w:eastAsia="Times New Roman"/>
+          <w:b w:val="0"/>
+          <w:sz w:val="26"/>
+          <w:lang w:val="en-US"/>
+        </w:rPr>
+        <w:t xml:space="preserve">+ </w:t>
+      </w:r>
+      <w:r>
+        <w:rPr>
           <w:rFonts w:ascii="Times New Roman" w:hAnsi="Times New Roman" w:eastAsia="Times New Roman"/>
           <w:b w:val="0"/>
           <w:sz w:val="26"/>
@@ -8354,6 +8721,15 @@
       </w:r>
       <w:r>
         <w:rPr>
+          <w:rFonts w:hint="default" w:ascii="Times New Roman" w:hAnsi="Times New Roman" w:eastAsia="Times New Roman"/>
+          <w:b w:val="0"/>
+          <w:sz w:val="26"/>
+          <w:lang w:val="en-US"/>
+        </w:rPr>
+        <w:t xml:space="preserve">+ </w:t>
+      </w:r>
+      <w:r>
+        <w:rPr>
           <w:rFonts w:ascii="Times New Roman" w:hAnsi="Times New Roman" w:eastAsia="Times New Roman"/>
           <w:b w:val="0"/>
           <w:sz w:val="26"/>
@@ -8370,6 +8746,15 @@
       </w:r>
       <w:r>
         <w:rPr>
+          <w:rFonts w:hint="default" w:ascii="Times New Roman" w:hAnsi="Times New Roman" w:eastAsia="Times New Roman"/>
+          <w:b w:val="0"/>
+          <w:sz w:val="26"/>
+          <w:lang w:val="en-US"/>
+        </w:rPr>
+        <w:t xml:space="preserve">+ </w:t>
+      </w:r>
+      <w:r>
+        <w:rPr>
           <w:rFonts w:ascii="Times New Roman" w:hAnsi="Times New Roman" w:eastAsia="Times New Roman"/>
           <w:b w:val="0"/>
           <w:sz w:val="26"/>
@@ -8386,6 +8771,15 @@
       </w:r>
       <w:r>
         <w:rPr>
+          <w:rFonts w:hint="default" w:ascii="Times New Roman" w:hAnsi="Times New Roman" w:eastAsia="Times New Roman"/>
+          <w:b w:val="0"/>
+          <w:sz w:val="26"/>
+          <w:lang w:val="en-US"/>
+        </w:rPr>
+        <w:t xml:space="preserve">+ </w:t>
+      </w:r>
+      <w:r>
+        <w:rPr>
           <w:rFonts w:ascii="Times New Roman" w:hAnsi="Times New Roman" w:eastAsia="Times New Roman"/>
           <w:b w:val="0"/>
           <w:sz w:val="26"/>
@@ -8411,6 +8805,7 @@
     </w:p>
     <w:p>
       <w:pPr>
+        <w:jc w:val="both"/>
         <w:rPr>
           <w:rFonts w:hint="default" w:ascii="Times New Roman" w:hAnsi="Times New Roman" w:cs="Times New Roman"/>
         </w:rPr>
@@ -8561,7 +8956,7 @@
     <w:lsdException w:unhideWhenUsed="0" w:uiPriority="0" w:semiHidden="0" w:name="HTML Acronym"/>
     <w:lsdException w:unhideWhenUsed="0" w:uiPriority="0" w:semiHidden="0" w:name="HTML Address"/>
     <w:lsdException w:unhideWhenUsed="0" w:uiPriority="0" w:semiHidden="0" w:name="HTML Cite"/>
-    <w:lsdException w:unhideWhenUsed="0" w:uiPriority="0" w:semiHidden="0" w:name="HTML Code"/>
+    <w:lsdException w:qFormat="1" w:unhideWhenUsed="0" w:uiPriority="0" w:semiHidden="0" w:name="HTML Code"/>
     <w:lsdException w:unhideWhenUsed="0" w:uiPriority="0" w:semiHidden="0" w:name="HTML Definition"/>
     <w:lsdException w:unhideWhenUsed="0" w:uiPriority="0" w:semiHidden="0" w:name="HTML Keyboard"/>
     <w:lsdException w:unhideWhenUsed="0" w:uiPriority="0" w:semiHidden="0" w:name="HTML Preformatted"/>
@@ -8790,6 +9185,7 @@
   <w:style w:type="character" w:styleId="7">
     <w:name w:val="HTML Code"/>
     <w:basedOn w:val="3"/>
+    <w:qFormat/>
     <w:uiPriority w:val="0"/>
     <w:rPr>
       <w:rFonts w:ascii="Courier New" w:hAnsi="Courier New" w:cs="Courier New"/>

--- a/LAB3/11CNPM1-Lab3_1150080068-TranMinhNhat.docx
+++ b/LAB3/11CNPM1-Lab3_1150080068-TranMinhNhat.docx
@@ -22,7 +22,20 @@
           <w:szCs w:val="26"/>
           <w:lang w:val="en-US"/>
         </w:rPr>
-        <w:t>*Môi trường thực hành:</w:t>
+        <w:t>*</w:t>
+      </w:r>
+      <w:bookmarkStart w:id="0" w:name="_GoBack"/>
+      <w:bookmarkEnd w:id="0"/>
+      <w:r>
+        <w:rPr>
+          <w:rFonts w:hint="default" w:ascii="Times New Roman" w:hAnsi="Times New Roman" w:cs="Times New Roman"/>
+          <w:b/>
+          <w:bCs/>
+          <w:sz w:val="26"/>
+          <w:szCs w:val="26"/>
+          <w:lang w:val="en-US"/>
+        </w:rPr>
+        <w:t>Môi trường thực hành:</w:t>
       </w:r>
     </w:p>
     <w:p>
@@ -7432,17 +7445,7 @@
           <w:b w:val="0"/>
           <w:sz w:val="26"/>
         </w:rPr>
-        <w:t>Threat là nguồn hoặc khả năng gây hại, còn Risk là khả năng xảy ra và hậu qu</w:t>
-      </w:r>
-      <w:bookmarkStart w:id="0" w:name="_GoBack"/>
-      <w:bookmarkEnd w:id="0"/>
-      <w:r>
-        <w:rPr>
-          <w:rFonts w:ascii="Times New Roman" w:hAnsi="Times New Roman" w:eastAsia="Times New Roman"/>
-          <w:b w:val="0"/>
-          <w:sz w:val="26"/>
-        </w:rPr>
-        <w:t>ả nếu Threat khai thác được Vulnerability.</w:t>
+        <w:t>Threat là nguồn hoặc khả năng gây hại, còn Risk là khả năng xảy ra và hậu quả nếu Threat khai thác được Vulnerability.</w:t>
       </w:r>
     </w:p>
     <w:p>
@@ -7814,7 +7817,24 @@
           <w:b w:val="0"/>
           <w:sz w:val="26"/>
         </w:rPr>
-        <w:t>=&gt; Run value LAB3_Run_Demo được tạo trong HKCU\Software\Microsoft\Windows\CurrentVersion\Run nên Windows sẽ chạy notepad.exe khi người dùng đăng nhập. Scheduled Task LAB3_Persistence_Demo có trigger AtLogOn nên khi người dùng đăng nhập, task sẽ chạy command đã cấu hình và ghi LAB3_TASK_OK vào task_ran.txt. Đây là hai cách persistence vì artefact có thể tiếp tục hoạt động sau lần đăng nhập/reboot tiếp theo.</w:t>
+        <w:t xml:space="preserve">=&gt; Run value LAB3_Run_Demo được tạo trong HKCU\Software\Microsoft\Windows\CurrentVersion\Run nên Windows sẽ chạy notepad.exe khi người dùng đăng nhập. Scheduled Task LAB3_Persistence_Demo có trigger AtLogOn nên khi người dùng đăng nhập, task sẽ chạy command đã cấu hình và ghi LAB3_TASK_OK vào task_ran.txt. Đây là hai cách persistence vì </w:t>
+      </w:r>
+      <w:r>
+        <w:rPr>
+          <w:rFonts w:ascii="Times New Roman" w:hAnsi="Times New Roman" w:eastAsia="Times New Roman"/>
+          <w:b w:val="0"/>
+          <w:sz w:val="26"/>
+          <w:lang w:val="en-US"/>
+        </w:rPr>
+        <w:t>artifact</w:t>
+      </w:r>
+      <w:r>
+        <w:rPr>
+          <w:rFonts w:ascii="Times New Roman" w:hAnsi="Times New Roman" w:eastAsia="Times New Roman"/>
+          <w:b w:val="0"/>
+          <w:sz w:val="26"/>
+        </w:rPr>
+        <w:t xml:space="preserve"> có thể tiếp tục hoạt động sau lần đăng nhập/reboot tiếp theo.</w:t>
       </w:r>
       <w:r>
         <w:rPr>
@@ -8412,7 +8432,24 @@
           <w:b w:val="0"/>
           <w:sz w:val="26"/>
         </w:rPr>
-        <w:t>Preserve evidence: lưu Event Logs, Sysmon logs, process/network information, file hash, timestamp và các artefact liên quan trước khi thay đổi hệ thống.</w:t>
+        <w:t xml:space="preserve">Preserve evidence: lưu Event Logs, Sysmon logs, process/network information, file hash, timestamp và các </w:t>
+      </w:r>
+      <w:r>
+        <w:rPr>
+          <w:rFonts w:ascii="Times New Roman" w:hAnsi="Times New Roman" w:eastAsia="Times New Roman"/>
+          <w:b w:val="0"/>
+          <w:sz w:val="26"/>
+          <w:lang w:val="en-US"/>
+        </w:rPr>
+        <w:t>artifact</w:t>
+      </w:r>
+      <w:r>
+        <w:rPr>
+          <w:rFonts w:ascii="Times New Roman" w:hAnsi="Times New Roman" w:eastAsia="Times New Roman"/>
+          <w:b w:val="0"/>
+          <w:sz w:val="26"/>
+        </w:rPr>
+        <w:t xml:space="preserve"> liên quan trước khi thay đổi hệ thống.</w:t>
       </w:r>
       <w:r>
         <w:rPr>
@@ -8487,7 +8524,24 @@
           <w:b w:val="0"/>
           <w:sz w:val="26"/>
         </w:rPr>
-        <w:t>Eradicate: loại bỏ malware, keylogger, backdoor và persistence sau khi đã xác định đúng artefact; vá lỗ hổng hoặc cấu hình gây ra sự cố.</w:t>
+        <w:t xml:space="preserve">Eradicate: loại bỏ malware, keylogger, backdoor và persistence sau khi đã xác định đúng </w:t>
+      </w:r>
+      <w:r>
+        <w:rPr>
+          <w:rFonts w:ascii="Times New Roman" w:hAnsi="Times New Roman" w:eastAsia="Times New Roman"/>
+          <w:b w:val="0"/>
+          <w:sz w:val="26"/>
+          <w:lang w:val="en-US"/>
+        </w:rPr>
+        <w:t>artifact</w:t>
+      </w:r>
+      <w:r>
+        <w:rPr>
+          <w:rFonts w:ascii="Times New Roman" w:hAnsi="Times New Roman" w:eastAsia="Times New Roman"/>
+          <w:b w:val="0"/>
+          <w:sz w:val="26"/>
+        </w:rPr>
+        <w:t>; vá lỗ hổng hoặc cấu hình gây ra sự cố.</w:t>
       </w:r>
       <w:r>
         <w:rPr>
@@ -9008,7 +9062,7 @@
     <w:lsdException w:unhideWhenUsed="0" w:uiPriority="0" w:semiHidden="0" w:name="Table Web 2"/>
     <w:lsdException w:unhideWhenUsed="0" w:uiPriority="0" w:semiHidden="0" w:name="Table Web 3"/>
     <w:lsdException w:unhideWhenUsed="0" w:uiPriority="0" w:semiHidden="0" w:name="Balloon Text"/>
-    <w:lsdException w:unhideWhenUsed="0" w:uiPriority="0" w:semiHidden="0" w:name="Table Grid"/>
+    <w:lsdException w:qFormat="1" w:unhideWhenUsed="0" w:uiPriority="0" w:semiHidden="0" w:name="Table Grid"/>
     <w:lsdException w:unhideWhenUsed="0" w:uiPriority="0" w:semiHidden="0" w:name="Table Theme"/>
     <w:lsdException w:unhideWhenUsed="0" w:uiPriority="60" w:semiHidden="0" w:name="Light Shading"/>
     <w:lsdException w:unhideWhenUsed="0" w:uiPriority="61" w:semiHidden="0" w:name="Light List"/>
@@ -9215,6 +9269,7 @@
   <w:style w:type="table" w:styleId="10">
     <w:name w:val="Table Grid"/>
     <w:basedOn w:val="4"/>
+    <w:qFormat/>
     <w:uiPriority w:val="0"/>
     <w:pPr>
       <w:widowControl w:val="0"/>

--- a/LAB3/11CNPM1-Lab3_1150080068-TranMinhNhat.docx
+++ b/LAB3/11CNPM1-Lab3_1150080068-TranMinhNhat.docx
@@ -22,20 +22,7 @@
           <w:szCs w:val="26"/>
           <w:lang w:val="en-US"/>
         </w:rPr>
-        <w:t>*</w:t>
-      </w:r>
-      <w:bookmarkStart w:id="0" w:name="_GoBack"/>
-      <w:bookmarkEnd w:id="0"/>
-      <w:r>
-        <w:rPr>
-          <w:rFonts w:hint="default" w:ascii="Times New Roman" w:hAnsi="Times New Roman" w:cs="Times New Roman"/>
-          <w:b/>
-          <w:bCs/>
-          <w:sz w:val="26"/>
-          <w:szCs w:val="26"/>
-          <w:lang w:val="en-US"/>
-        </w:rPr>
-        <w:t>Môi trường thực hành:</w:t>
+        <w:t>*Môi trường thực hành:</w:t>
       </w:r>
     </w:p>
     <w:p>
@@ -315,15 +302,139 @@
     </w:p>
     <w:p>
       <w:pPr>
-        <w:rPr>
-          <w:rFonts w:hint="default" w:ascii="Times New Roman" w:hAnsi="Times New Roman" w:cs="Times New Roman"/>
-          <w:b/>
-          <w:bCs/>
-          <w:sz w:val="26"/>
-          <w:szCs w:val="26"/>
-          <w:lang w:val="en-US"/>
-        </w:rPr>
-      </w:pPr>
+        <w:ind w:left="130" w:hanging="130" w:hangingChars="50"/>
+        <w:rPr>
+          <w:rFonts w:hint="default" w:ascii="Times New Roman" w:hAnsi="Times New Roman" w:cs="Times New Roman"/>
+          <w:sz w:val="26"/>
+          <w:szCs w:val="26"/>
+          <w:lang w:val="en-US"/>
+        </w:rPr>
+      </w:pPr>
+      <w:r>
+        <w:rPr>
+          <w:rFonts w:hint="default" w:ascii="Times New Roman" w:hAnsi="Times New Roman" w:cs="Times New Roman"/>
+          <w:sz w:val="26"/>
+          <w:szCs w:val="26"/>
+          <w:lang w:val="en-US"/>
+        </w:rPr>
+        <w:t xml:space="preserve">- Kênh youtube: </w:t>
+      </w:r>
+      <w:r>
+        <w:rPr>
+          <w:rFonts w:hint="default" w:ascii="Times New Roman" w:hAnsi="Times New Roman" w:cs="Times New Roman"/>
+          <w:sz w:val="26"/>
+          <w:szCs w:val="26"/>
+          <w:lang w:val="en-US"/>
+        </w:rPr>
+        <w:fldChar w:fldCharType="begin"/>
+      </w:r>
+      <w:r>
+        <w:rPr>
+          <w:rFonts w:hint="default" w:ascii="Times New Roman" w:hAnsi="Times New Roman" w:cs="Times New Roman"/>
+          <w:sz w:val="26"/>
+          <w:szCs w:val="26"/>
+          <w:lang w:val="en-US"/>
+        </w:rPr>
+        <w:instrText xml:space="preserve"> HYPERLINK "https://youtube.com/@thornofgrief?si=9Byi2HtUch2u2Z4l" </w:instrText>
+      </w:r>
+      <w:r>
+        <w:rPr>
+          <w:rFonts w:hint="default" w:ascii="Times New Roman" w:hAnsi="Times New Roman" w:cs="Times New Roman"/>
+          <w:sz w:val="26"/>
+          <w:szCs w:val="26"/>
+          <w:lang w:val="en-US"/>
+        </w:rPr>
+        <w:fldChar w:fldCharType="separate"/>
+      </w:r>
+      <w:r>
+        <w:rPr>
+          <w:rStyle w:val="6"/>
+          <w:rFonts w:hint="default" w:ascii="Times New Roman" w:hAnsi="Times New Roman" w:cs="Times New Roman"/>
+          <w:sz w:val="26"/>
+          <w:szCs w:val="26"/>
+          <w:lang w:val="en-US"/>
+        </w:rPr>
+        <w:t>https://youtube.com/@thornofgrief?si=9Byi2HtUch2u2Z4l</w:t>
+      </w:r>
+      <w:r>
+        <w:rPr>
+          <w:rFonts w:hint="default" w:ascii="Times New Roman" w:hAnsi="Times New Roman" w:cs="Times New Roman"/>
+          <w:sz w:val="26"/>
+          <w:szCs w:val="26"/>
+          <w:lang w:val="en-US"/>
+        </w:rPr>
+        <w:fldChar w:fldCharType="end"/>
+      </w:r>
+    </w:p>
+    <w:p>
+      <w:pPr>
+        <w:ind w:left="130" w:hanging="130" w:hangingChars="50"/>
+        <w:rPr>
+          <w:rFonts w:hint="default" w:ascii="Times New Roman" w:hAnsi="Times New Roman" w:cs="Times New Roman"/>
+          <w:b/>
+          <w:bCs/>
+          <w:sz w:val="26"/>
+          <w:szCs w:val="26"/>
+          <w:lang w:val="en-US"/>
+        </w:rPr>
+      </w:pPr>
+      <w:r>
+        <w:rPr>
+          <w:rFonts w:hint="default" w:ascii="Times New Roman" w:hAnsi="Times New Roman" w:cs="Times New Roman"/>
+          <w:sz w:val="26"/>
+          <w:szCs w:val="26"/>
+          <w:lang w:val="en-US"/>
+        </w:rPr>
+        <w:t xml:space="preserve">- Danh sách phát: </w:t>
+      </w:r>
+      <w:r>
+        <w:rPr>
+          <w:rFonts w:hint="default" w:ascii="Times New Roman" w:hAnsi="Times New Roman" w:cs="Times New Roman"/>
+          <w:sz w:val="26"/>
+          <w:szCs w:val="26"/>
+          <w:lang w:val="en-US"/>
+        </w:rPr>
+        <w:fldChar w:fldCharType="begin"/>
+      </w:r>
+      <w:r>
+        <w:rPr>
+          <w:rFonts w:hint="default" w:ascii="Times New Roman" w:hAnsi="Times New Roman" w:cs="Times New Roman"/>
+          <w:sz w:val="26"/>
+          <w:szCs w:val="26"/>
+          <w:lang w:val="en-US"/>
+        </w:rPr>
+        <w:instrText xml:space="preserve"> HYPERLINK "https://youtube.com/playlist?list=PLQh1Urylt75M&amp;si=zKUCIDb1Vj-BaIBL" </w:instrText>
+      </w:r>
+      <w:r>
+        <w:rPr>
+          <w:rFonts w:hint="default" w:ascii="Times New Roman" w:hAnsi="Times New Roman" w:cs="Times New Roman"/>
+          <w:sz w:val="26"/>
+          <w:szCs w:val="26"/>
+          <w:lang w:val="en-US"/>
+        </w:rPr>
+        <w:fldChar w:fldCharType="separate"/>
+      </w:r>
+      <w:r>
+        <w:rPr>
+          <w:rStyle w:val="6"/>
+          <w:rFonts w:hint="default" w:ascii="Times New Roman" w:hAnsi="Times New Roman" w:cs="Times New Roman"/>
+          <w:sz w:val="26"/>
+          <w:szCs w:val="26"/>
+          <w:lang w:val="en-US"/>
+        </w:rPr>
+        <w:t>https://youtube.com/playlist?list=PLQh1Urylt75M&amp;si=zKUCIDb1Vj-BaIBL</w:t>
+      </w:r>
+      <w:r>
+        <w:rPr>
+          <w:rFonts w:hint="default" w:ascii="Times New Roman" w:hAnsi="Times New Roman" w:cs="Times New Roman"/>
+          <w:sz w:val="26"/>
+          <w:szCs w:val="26"/>
+          <w:lang w:val="en-US"/>
+        </w:rPr>
+        <w:fldChar w:fldCharType="end"/>
+      </w:r>
+      <w:bookmarkStart w:id="0" w:name="_GoBack"/>
+      <w:bookmarkEnd w:id="0"/>
     </w:p>
     <w:p>
       <w:pPr>
@@ -2184,14 +2295,6 @@
       </w:tblGrid>
       <w:tr>
         <w:tblPrEx>
-          <w:tblBorders>
-            <w:top w:val="single" w:color="auto" w:sz="4" w:space="0"/>
-            <w:left w:val="single" w:color="auto" w:sz="4" w:space="0"/>
-            <w:bottom w:val="single" w:color="auto" w:sz="4" w:space="0"/>
-            <w:right w:val="single" w:color="auto" w:sz="4" w:space="0"/>
-            <w:insideH w:val="single" w:color="auto" w:sz="4" w:space="0"/>
-            <w:insideV w:val="single" w:color="auto" w:sz="4" w:space="0"/>
-          </w:tblBorders>
           <w:tblCellMar>
             <w:top w:w="0" w:type="dxa"/>
             <w:left w:w="108" w:type="dxa"/>
@@ -9006,7 +9109,7 @@
     <w:lsdException w:unhideWhenUsed="0" w:uiPriority="0" w:semiHidden="0" w:name="Document Map"/>
     <w:lsdException w:unhideWhenUsed="0" w:uiPriority="0" w:semiHidden="0" w:name="Plain Text"/>
     <w:lsdException w:unhideWhenUsed="0" w:uiPriority="0" w:semiHidden="0" w:name="E-mail Signature"/>
-    <w:lsdException w:unhideWhenUsed="0" w:uiPriority="0" w:semiHidden="0" w:name="Normal (Web)"/>
+    <w:lsdException w:qFormat="1" w:unhideWhenUsed="0" w:uiPriority="0" w:semiHidden="0" w:name="Normal (Web)"/>
     <w:lsdException w:unhideWhenUsed="0" w:uiPriority="0" w:semiHidden="0" w:name="HTML Acronym"/>
     <w:lsdException w:unhideWhenUsed="0" w:uiPriority="0" w:semiHidden="0" w:name="HTML Address"/>
     <w:lsdException w:unhideWhenUsed="0" w:uiPriority="0" w:semiHidden="0" w:name="HTML Cite"/>
@@ -9250,6 +9353,7 @@
   <w:style w:type="paragraph" w:styleId="8">
     <w:name w:val="Normal (Web)"/>
     <w:basedOn w:val="1"/>
+    <w:qFormat/>
     <w:uiPriority w:val="0"/>
     <w:rPr>
       <w:sz w:val="24"/>
